--- a/docs/actions/REFERENCE.docx
+++ b/docs/actions/REFERENCE.docx
@@ -2,7 +2,7 @@
 <file path=word/document.xml><?xml version="1.0" encoding="utf-8"?>
 <w:document xmlns:w="http://schemas.openxmlformats.org/wordprocessingml/2006/main" xmlns:m="http://schemas.openxmlformats.org/officeDocument/2006/math" xmlns:r="http://schemas.openxmlformats.org/officeDocument/2006/relationships" xmlns:o="urn:schemas-microsoft-com:office:office" xmlns:v="urn:schemas-microsoft-com:vml" xmlns:w10="urn:schemas-microsoft-com:office:word" xmlns:a="http://schemas.openxmlformats.org/drawingml/2006/main" xmlns:pic="http://schemas.openxmlformats.org/drawingml/2006/picture" xmlns:wp="http://schemas.openxmlformats.org/drawingml/2006/wordprocessingDrawing">
   <w:body>
-    <w:bookmarkStart w:id="44" w:name="action-directive-system-reference-manual"/>
+    <w:bookmarkStart w:id="44" w:name="X62dc0a1d492c2adb606523dae3909dcc79434a6"/>
     <w:p>
       <w:pPr>
         <w:pStyle w:val="Heading1"/>
@@ -170,7 +170,7 @@
         </w:pict>
       </w:r>
     </w:p>
-    <w:bookmarkStart w:id="13" w:name="what-the-system-is"/>
+    <w:bookmarkStart w:id="13" w:name="X3f8d16c2c30de14996faeb586374f37a58cf1d9"/>
     <w:p>
       <w:pPr>
         <w:pStyle w:val="Heading2"/>
@@ -222,7 +222,7 @@
         <w:t xml:space="preserve"> </w:t>
       </w:r>
       <w:r>
-        <w:t xml:space="preserve">by that action’s</w:t>
+        <w:t xml:space="preserve">by that action's</w:t>
       </w:r>
       <w:r>
         <w:t xml:space="preserve"> </w:t>
@@ -243,7 +243,7 @@
         <w:t xml:space="preserve"> </w:t>
       </w:r>
       <w:r>
-        <w:t xml:space="preserve">text, the action’s</w:t>
+        <w:t xml:space="preserve">text, the action's</w:t>
       </w:r>
       <w:r>
         <w:t xml:space="preserve"> </w:t>
@@ -327,8 +327,7 @@
     <w:tbl>
       <w:tblPr>
         <w:tblStyle w:val="Table"/>
-        <w:tblW w:type="pct" w:w="5000"/>
-        <w:tblLayout w:type="fixed"/>
+        <w:tblW w:type="auto" w:w="0"/>
         <w:tblLook w:firstRow="1" w:lastRow="0" w:firstColumn="0" w:lastColumn="0" w:noHBand="0" w:noVBand="0" w:val="0020"/>
       </w:tblPr>
       <w:tblGrid>
@@ -589,7 +588,7 @@
         <w:t xml:space="preserve"> </w:t>
       </w:r>
       <w:r>
-        <w:t xml:space="preserve">LAYER 2’s prompt-expansion hook exists only for</w:t>
+        <w:t xml:space="preserve">LAYER 2's prompt-expansion hook exists only for</w:t>
       </w:r>
       <w:r>
         <w:t xml:space="preserve"> </w:t>
@@ -649,7 +648,7 @@
       </w:r>
     </w:p>
     <w:bookmarkEnd w:id="13"/>
-    <w:bookmarkStart w:id="14" w:name="file-layout"/>
+    <w:bookmarkStart w:id="14" w:name="X989c1b1de0c81b45c00412e73714d1c80b6a22f"/>
     <w:p>
       <w:pPr>
         <w:pStyle w:val="Heading2"/>
@@ -661,8 +660,7 @@
     <w:tbl>
       <w:tblPr>
         <w:tblStyle w:val="Table"/>
-        <w:tblW w:type="pct" w:w="5000"/>
-        <w:tblLayout w:type="fixed"/>
+        <w:tblW w:type="auto" w:w="0"/>
         <w:tblLook w:firstRow="1" w:lastRow="0" w:firstColumn="0" w:lastColumn="0" w:noHBand="0" w:noVBand="0" w:val="0020"/>
       </w:tblPr>
       <w:tblGrid>
@@ -1340,7 +1338,7 @@
               <w:pStyle w:val="Compact"/>
             </w:pPr>
             <w:r>
-              <w:t xml:space="preserve">Registry → all agents’ command files + both READMEs.</w:t>
+              <w:t xml:space="preserve">Registry → all agents' command files + both READMEs.</w:t>
             </w:r>
           </w:p>
         </w:tc>
@@ -1897,7 +1895,7 @@
       </w:r>
     </w:p>
     <w:bookmarkEnd w:id="14"/>
-    <w:bookmarkStart w:id="20" w:name="registry-schema"/>
+    <w:bookmarkStart w:id="20" w:name="Xe3bd265bd297db0c1a48b7cbba0921c8ba9a8c7"/>
     <w:p>
       <w:pPr>
         <w:pStyle w:val="Heading2"/>
@@ -1906,7 +1904,7 @@
         <w:t xml:space="preserve">3. Registry schema</w:t>
       </w:r>
     </w:p>
-    <w:bookmarkStart w:id="15" w:name="top-level"/>
+    <w:bookmarkStart w:id="15" w:name="X159b4cf60a0957523e91867fa51653f67fb32cf"/>
     <w:p>
       <w:pPr>
         <w:pStyle w:val="Heading3"/>
@@ -1918,8 +1916,7 @@
     <w:tbl>
       <w:tblPr>
         <w:tblStyle w:val="Table"/>
-        <w:tblW w:type="pct" w:w="5000"/>
-        <w:tblLayout w:type="fixed"/>
+        <w:tblW w:type="auto" w:w="0"/>
         <w:tblLook w:firstRow="1" w:lastRow="0" w:firstColumn="0" w:lastColumn="0" w:noHBand="0" w:noVBand="0" w:val="0020"/>
       </w:tblPr>
       <w:tblGrid>
@@ -2010,7 +2007,7 @@
               <w:t xml:space="preserve">1</w:t>
             </w:r>
             <w:r>
-              <w:t xml:space="preserve">. Required — the library’s</w:t>
+              <w:t xml:space="preserve">. Required — the library's</w:t>
             </w:r>
             <w:r>
               <w:t xml:space="preserve"> </w:t>
@@ -2188,7 +2185,7 @@
       </w:tr>
     </w:tbl>
     <w:bookmarkEnd w:id="15"/>
-    <w:bookmarkStart w:id="16" w:name="grammar-fields"/>
+    <w:bookmarkStart w:id="16" w:name="X27152ad9fd36116b62753467a672107f82b11e5"/>
     <w:p>
       <w:pPr>
         <w:pStyle w:val="Heading3"/>
@@ -2215,8 +2212,7 @@
     <w:tbl>
       <w:tblPr>
         <w:tblStyle w:val="Table"/>
-        <w:tblW w:type="pct" w:w="5000"/>
-        <w:tblLayout w:type="fixed"/>
+        <w:tblW w:type="auto" w:w="0"/>
         <w:tblLook w:firstRow="1" w:lastRow="0" w:firstColumn="0" w:lastColumn="0" w:noHBand="0" w:noVBand="0" w:val="0020"/>
       </w:tblPr>
       <w:tblGrid>
@@ -2287,7 +2283,7 @@
               <w:rPr>
                 <w:rStyle w:val="VerbatimChar"/>
               </w:rPr>
-              <w:t xml:space="preserve">^([A-Z][A-Z0-9_]*) ::</w:t>
+              <w:t xml:space="preserve">^([A-Z][A-Z0-9_]*) :: </w:t>
             </w:r>
           </w:p>
         </w:tc>
@@ -3095,7 +3091,7 @@
       </w:tr>
     </w:tbl>
     <w:bookmarkEnd w:id="16"/>
-    <w:bookmarkStart w:id="17" w:name="actions-fields"/>
+    <w:bookmarkStart w:id="17" w:name="Xb428d1bc108a96a18dd77977b8b852ef91b40f7"/>
     <w:p>
       <w:pPr>
         <w:pStyle w:val="Heading3"/>
@@ -3122,8 +3118,7 @@
     <w:tbl>
       <w:tblPr>
         <w:tblStyle w:val="Table"/>
-        <w:tblW w:type="pct" w:w="5000"/>
-        <w:tblLayout w:type="fixed"/>
+        <w:tblW w:type="auto" w:w="0"/>
         <w:tblLook w:firstRow="1" w:lastRow="0" w:firstColumn="0" w:lastColumn="0" w:noHBand="0" w:noVBand="0" w:val="0020"/>
       </w:tblPr>
       <w:tblGrid>
@@ -3553,7 +3548,7 @@
               <w:pStyle w:val="Compact"/>
             </w:pPr>
             <w:r>
-              <w:t xml:space="preserve">One-line description. Becomes the command’s</w:t>
+              <w:t xml:space="preserve">One-line description. Becomes the command's</w:t>
             </w:r>
             <w:r>
               <w:t xml:space="preserve"> </w:t>
@@ -3661,7 +3656,7 @@
       </w:tr>
     </w:tbl>
     <w:bookmarkEnd w:id="17"/>
-    <w:bookmarkStart w:id="18" w:name="subsystems-fields"/>
+    <w:bookmarkStart w:id="18" w:name="X99aa6934ee641557c521d864f4a68fd3f4c73c7"/>
     <w:p>
       <w:pPr>
         <w:pStyle w:val="Heading3"/>
@@ -3688,8 +3683,7 @@
     <w:tbl>
       <w:tblPr>
         <w:tblStyle w:val="Table"/>
-        <w:tblW w:type="pct" w:w="5000"/>
-        <w:tblLayout w:type="fixed"/>
+        <w:tblW w:type="auto" w:w="0"/>
         <w:tblLook w:firstRow="1" w:lastRow="0" w:firstColumn="0" w:lastColumn="0" w:noHBand="0" w:noVBand="0" w:val="0020"/>
       </w:tblPr>
       <w:tblGrid>
@@ -3914,7 +3908,10 @@
               <w:pStyle w:val="Compact"/>
             </w:pPr>
             <w:r>
-              <w:t xml:space="preserve">Extra UPPERCASE tokens (abbreviations, snake forms) — e.g. </w:t>
+              <w:t xml:space="preserve">Extra UPPERCASE tokens (abbreviations, snake forms) — e.g.</w:t>
+            </w:r>
+            <w:r>
+              <w:t xml:space="preserve"> </w:t>
             </w:r>
             <w:r>
               <w:rPr>
@@ -3930,7 +3927,7 @@
       </w:tr>
     </w:tbl>
     <w:bookmarkEnd w:id="18"/>
-    <w:bookmarkStart w:id="19" w:name="registered-actions-shipped"/>
+    <w:bookmarkStart w:id="19" w:name="Xadc5394e8e5b86e75444f8a2dc77a384fcfe0f0"/>
     <w:p>
       <w:pPr>
         <w:pStyle w:val="Heading3"/>
@@ -3942,8 +3939,7 @@
     <w:tbl>
       <w:tblPr>
         <w:tblStyle w:val="Table"/>
-        <w:tblW w:type="pct" w:w="5000"/>
-        <w:tblLayout w:type="fixed"/>
+        <w:tblW w:type="auto" w:w="0"/>
         <w:tblLook w:firstRow="1" w:lastRow="0" w:firstColumn="0" w:lastColumn="0" w:noHBand="0" w:noVBand="0" w:val="0020"/>
       </w:tblPr>
       <w:tblGrid>
@@ -4272,7 +4268,7 @@
     </w:p>
     <w:bookmarkEnd w:id="19"/>
     <w:bookmarkEnd w:id="20"/>
-    <w:bookmarkStart w:id="28" w:name="the-grammar-11.4.140-11.4.202"/>
+    <w:bookmarkStart w:id="28" w:name="X7cde9301df8232cb1b2d45a9f5538e1d7c8b769"/>
     <w:p>
       <w:pPr>
         <w:pStyle w:val="Heading2"/>
@@ -4281,7 +4277,7 @@
         <w:t xml:space="preserve">4. The grammar (§11.4.140 + §11.4.202)</w:t>
       </w:r>
     </w:p>
-    <w:bookmarkStart w:id="21" w:name="six-equivalent-forms"/>
+    <w:bookmarkStart w:id="21" w:name="Xaa700ae7e4008a5bc2583ea2cd0a5f5d6a91c32"/>
     <w:p>
       <w:pPr>
         <w:pStyle w:val="Heading3"/>
@@ -4314,8 +4310,7 @@
     <w:tbl>
       <w:tblPr>
         <w:tblStyle w:val="Table"/>
-        <w:tblW w:type="pct" w:w="5000"/>
-        <w:tblLayout w:type="fixed"/>
+        <w:tblW w:type="auto" w:w="0"/>
         <w:tblLook w:firstRow="1" w:lastRow="0" w:firstColumn="0" w:lastColumn="0" w:noHBand="0" w:noVBand="0" w:val="0020"/>
       </w:tblPr>
       <w:tblGrid>
@@ -4868,7 +4863,7 @@
       </w:r>
     </w:p>
     <w:bookmarkEnd w:id="21"/>
-    <w:bookmarkStart w:id="22" w:name="anchoring"/>
+    <w:bookmarkStart w:id="22" w:name="Xbe7a43557efb6ae22cb5ec20985264c0c83a513"/>
     <w:p>
       <w:pPr>
         <w:pStyle w:val="Heading3"/>
@@ -4916,20 +4911,11 @@
         <w:t xml:space="preserve"> </w:t>
       </w:r>
       <w:r>
-        <w:t xml:space="preserve">as part of the task (the</w:t>
-      </w:r>
-      <w:r>
-        <w:t xml:space="preserve"> </w:t>
-      </w:r>
-      <w:r>
-        <w:t xml:space="preserve">“residual”</w:t>
-      </w:r>
-      <w:r>
-        <w:t xml:space="preserve">).</w:t>
+        <w:t xml:space="preserve">as part of the task (the "residual").</w:t>
       </w:r>
     </w:p>
     <w:bookmarkEnd w:id="22"/>
-    <w:bookmarkStart w:id="23" w:name="uppercase-only"/>
+    <w:bookmarkStart w:id="23" w:name="X8062cf7343b7a1005e3150d5b8f8674eb2e6218"/>
     <w:p>
       <w:pPr>
         <w:pStyle w:val="Heading3"/>
@@ -5032,7 +5018,7 @@
       </w:r>
     </w:p>
     <w:bookmarkEnd w:id="23"/>
-    <w:bookmarkStart w:id="24" w:name="Xe09d3191502783dac298bac3b745d3046296c85"/>
+    <w:bookmarkStart w:id="24" w:name="Xf7afbbe2f632fa41777b68fc86e3ad4821a0a01"/>
     <w:p>
       <w:pPr>
         <w:pStyle w:val="Heading3"/>
@@ -5058,8 +5044,7 @@
     <w:tbl>
       <w:tblPr>
         <w:tblStyle w:val="Table"/>
-        <w:tblW w:type="pct" w:w="5000"/>
-        <w:tblLayout w:type="fixed"/>
+        <w:tblW w:type="auto" w:w="0"/>
         <w:tblLook w:firstRow="1" w:lastRow="0" w:firstColumn="0" w:lastColumn="0" w:noHBand="0" w:noVBand="0" w:val="0020"/>
       </w:tblPr>
       <w:tblGrid>
@@ -5300,7 +5285,7 @@
               <w:rPr>
                 <w:rStyle w:val="VerbatimChar"/>
               </w:rPr>
-              <w:t xml:space="preserve">:</w:t>
+              <w:t xml:space="preserve">: </w:t>
             </w:r>
             <w:r>
               <w:t xml:space="preserve"> </w:t>
@@ -5565,7 +5550,7 @@
               <w:rPr>
                 <w:rStyle w:val="VerbatimChar"/>
               </w:rPr>
-              <w:t xml:space="preserve">/UPPERCASE</w:t>
+              <w:t xml:space="preserve">/UPPERCASE </w:t>
             </w:r>
             <w:r>
               <w:t xml:space="preserve">.</w:t>
@@ -5626,7 +5611,7 @@
       </w:r>
     </w:p>
     <w:bookmarkEnd w:id="24"/>
-    <w:bookmarkStart w:id="25" w:name="escape"/>
+    <w:bookmarkStart w:id="25" w:name="Xbda7eea133385dfc1f5aa11826de386898ae1fb"/>
     <w:p>
       <w:pPr>
         <w:pStyle w:val="Heading3"/>
@@ -5709,7 +5694,7 @@
       </w:r>
     </w:p>
     <w:bookmarkEnd w:id="25"/>
-    <w:bookmarkStart w:id="26" w:name="unknown-grammar-shaped-tokens"/>
+    <w:bookmarkStart w:id="26" w:name="X020c018f68554769f2175ba4c7a7697487f14bf"/>
     <w:p>
       <w:pPr>
         <w:pStyle w:val="Heading3"/>
@@ -5721,8 +5706,7 @@
     <w:tbl>
       <w:tblPr>
         <w:tblStyle w:val="Table"/>
-        <w:tblW w:type="pct" w:w="5000"/>
-        <w:tblLayout w:type="fixed"/>
+        <w:tblW w:type="auto" w:w="0"/>
         <w:tblLook w:firstRow="1" w:lastRow="0" w:firstColumn="0" w:lastColumn="0" w:noHBand="0" w:noVBand="0" w:val="0020"/>
       </w:tblPr>
       <w:tblGrid>
@@ -5797,19 +5781,7 @@
               <w:t xml:space="preserve"> </w:t>
             </w:r>
             <w:r>
-              <w:t xml:space="preserve">(§11.4.66 / §11.4.105) —</w:t>
-            </w:r>
-            <w:r>
-              <w:t xml:space="preserve"> </w:t>
-            </w:r>
-            <w:r>
-              <w:t xml:space="preserve">“this looks like an action prefix but is not registered; which registered action did you mean?”</w:t>
-            </w:r>
-            <w:r>
-              <w:t xml:space="preserve"> </w:t>
-            </w:r>
-            <w:r>
-              <w:t xml:space="preserve">The closest registered name (longest shared prefix) is offered as a hint.</w:t>
+              <w:t xml:space="preserve">(§11.4.66 / §11.4.105) — "this looks like an action prefix but is not registered; which registered action did you mean?" The closest registered name (longest shared prefix) is offered as a hint.</w:t>
             </w:r>
             <w:r>
               <w:t xml:space="preserve"> </w:t>
@@ -5959,7 +5931,7 @@
       </w:r>
     </w:p>
     <w:bookmarkEnd w:id="26"/>
-    <w:bookmarkStart w:id="27" w:name="stacking"/>
+    <w:bookmarkStart w:id="27" w:name="X3ca16fdf325547a52b60674acf679ac48932b85"/>
     <w:p>
       <w:pPr>
         <w:pStyle w:val="Heading3"/>
@@ -6057,7 +6029,7 @@
     </w:p>
     <w:bookmarkEnd w:id="27"/>
     <w:bookmarkEnd w:id="28"/>
-    <w:bookmarkStart w:id="29" w:name="the-conflict-rule-bare-name-collisions"/>
+    <w:bookmarkStart w:id="29" w:name="X2c56458632a9b4ddf910a0f34ff761e4f673670"/>
     <w:p>
       <w:pPr>
         <w:pStyle w:val="Heading2"/>
@@ -6294,8 +6266,7 @@
     <w:tbl>
       <w:tblPr>
         <w:tblStyle w:val="Table"/>
-        <w:tblW w:type="pct" w:w="5000"/>
-        <w:tblLayout w:type="fixed"/>
+        <w:tblW w:type="auto" w:w="0"/>
         <w:tblLook w:firstRow="1" w:lastRow="0" w:firstColumn="0" w:lastColumn="0" w:noHBand="0" w:noVBand="0" w:val="0020"/>
       </w:tblPr>
       <w:tblGrid>
@@ -6429,7 +6400,7 @@
               <w:t xml:space="preserve"> </w:t>
             </w:r>
             <w:r>
-              <w:t xml:space="preserve">Claude Code’s plugin namespacing (</w:t>
+              <w:t xml:space="preserve">Claude Code's plugin namespacing (</w:t>
             </w:r>
             <w:r>
               <w:rPr>
@@ -6752,7 +6723,7 @@
       </w:r>
     </w:p>
     <w:bookmarkEnd w:id="29"/>
-    <w:bookmarkStart w:id="30" w:name="per-agent-command-mapping"/>
+    <w:bookmarkStart w:id="30" w:name="X732af493dd773f627893c2a84618bad2e5437ad"/>
     <w:p>
       <w:pPr>
         <w:pStyle w:val="Heading2"/>
@@ -6800,8 +6771,7 @@
     <w:tbl>
       <w:tblPr>
         <w:tblStyle w:val="Table"/>
-        <w:tblW w:type="pct" w:w="5000"/>
-        <w:tblLayout w:type="fixed"/>
+        <w:tblW w:type="auto" w:w="0"/>
         <w:tblLook w:firstRow="1" w:lastRow="0" w:firstColumn="0" w:lastColumn="0" w:noHBand="0" w:noVBand="0" w:val="0020"/>
       </w:tblPr>
       <w:tblGrid>
@@ -7427,7 +7397,7 @@
         <w:t xml:space="preserve"> </w:t>
       </w:r>
       <w:r>
-        <w:t xml:space="preserve">in a command name at all: a command’s name</w:t>
+        <w:t xml:space="preserve">in a command name at all: a command's name</w:t>
       </w:r>
       <w:r>
         <w:t xml:space="preserve"> </w:t>
@@ -7594,7 +7564,7 @@
         </w:numPr>
       </w:pPr>
       <w:r>
-        <w:t xml:space="preserve">The generator writes Claude Code’s commands</w:t>
+        <w:t xml:space="preserve">The generator writes Claude Code's commands</w:t>
       </w:r>
       <w:r>
         <w:t xml:space="preserve"> </w:t>
@@ -7610,7 +7580,7 @@
         <w:t xml:space="preserve"> </w:t>
       </w:r>
       <w:r>
-        <w:t xml:space="preserve">(single source of truth, no copy). The other three agents’ files land under</w:t>
+        <w:t xml:space="preserve">(single source of truth, no copy). The other three agents' files land under</w:t>
       </w:r>
       <w:r>
         <w:t xml:space="preserve"> </w:t>
@@ -7625,7 +7595,7 @@
         <w:t xml:space="preserve"> </w:t>
       </w:r>
       <w:r>
-        <w:t xml:space="preserve">and the installer symlinks them into each agent’s</w:t>
+        <w:t xml:space="preserve">and the installer symlinks them into each agent's</w:t>
       </w:r>
       <w:r>
         <w:t xml:space="preserve"> </w:t>
@@ -7642,7 +7612,7 @@
       </w:r>
     </w:p>
     <w:bookmarkEnd w:id="30"/>
-    <w:bookmarkStart w:id="31" w:name="sub-system-shortcuts-11.4.140-extension"/>
+    <w:bookmarkStart w:id="31" w:name="X1822002b52c5f8d0489e922e1f22e1f353c64c7"/>
     <w:p>
       <w:pPr>
         <w:pStyle w:val="Heading2"/>
@@ -7773,8 +7743,7 @@
     <w:tbl>
       <w:tblPr>
         <w:tblStyle w:val="Table"/>
-        <w:tblW w:type="pct" w:w="5000"/>
-        <w:tblLayout w:type="fixed"/>
+        <w:tblW w:type="auto" w:w="0"/>
         <w:tblLook w:firstRow="1" w:lastRow="0" w:firstColumn="0" w:lastColumn="0" w:noHBand="0" w:noVBand="0" w:val="0020"/>
       </w:tblPr>
       <w:tblGrid>
@@ -7884,7 +7853,7 @@
               <w:t xml:space="preserve"> </w:t>
             </w:r>
             <w:r>
-              <w:t xml:space="preserve">→ ClaudeToolkit, …). These are Helix-org products, so they carry no project coupling — a consuming project’s own submodules are</w:t>
+              <w:t xml:space="preserve">→ ClaudeToolkit, …). These are Helix-org products, so they carry no project coupling — a consuming project's own submodules are</w:t>
             </w:r>
             <w:r>
               <w:t xml:space="preserve"> </w:t>
@@ -7949,7 +7918,7 @@
                 <w:b/>
                 <w:bCs/>
               </w:rPr>
-              <w:t xml:space="preserve">invoking project’s</w:t>
+              <w:t xml:space="preserve">invoking project's</w:t>
             </w:r>
             <w:r>
               <w:t xml:space="preserve"> </w:t>
@@ -8219,7 +8188,7 @@
       </w:r>
     </w:p>
     <w:bookmarkEnd w:id="31"/>
-    <w:bookmarkStart w:id="36" w:name="the-engine-scriptsaction_prefix_lib.sh"/>
+    <w:bookmarkStart w:id="36" w:name="X0f6130eafe78b56eecb436d2f2bcf173bb9e043"/>
     <w:p>
       <w:pPr>
         <w:pStyle w:val="Heading2"/>
@@ -8251,7 +8220,7 @@
         <w:t xml:space="preserve">tests. It writes no files and mutates no global state.</w:t>
       </w:r>
     </w:p>
-    <w:bookmarkStart w:id="32" w:name="public-api"/>
+    <w:bookmarkStart w:id="32" w:name="X999a64b69aaa11d2ecf6afa2c5b86f390ff31a1"/>
     <w:p>
       <w:pPr>
         <w:pStyle w:val="Heading3"/>
@@ -8263,8 +8232,7 @@
     <w:tbl>
       <w:tblPr>
         <w:tblStyle w:val="Table"/>
-        <w:tblW w:type="pct" w:w="5000"/>
-        <w:tblLayout w:type="fixed"/>
+        <w:tblW w:type="auto" w:w="0"/>
         <w:tblLook w:firstRow="1" w:lastRow="0" w:firstColumn="0" w:lastColumn="0" w:noHBand="0" w:noVBand="0" w:val="0020"/>
       </w:tblPr>
       <w:tblGrid>
@@ -8495,7 +8463,7 @@
               <w:pStyle w:val="Compact"/>
             </w:pPr>
             <w:r>
-              <w:t xml:space="preserve">The action’s expansion text; exit 1 if not registered.</w:t>
+              <w:t xml:space="preserve">The action's expansion text; exit 1 if not registered.</w:t>
             </w:r>
           </w:p>
         </w:tc>
@@ -8611,7 +8579,7 @@
       </w:tr>
     </w:tbl>
     <w:bookmarkEnd w:id="32"/>
-    <w:bookmarkStart w:id="33" w:name="apx_expand_prompt-result-json"/>
+    <w:bookmarkStart w:id="33" w:name="X32ee1c8282c67df92c6eb4d06d11aa21cb55582"/>
     <w:p>
       <w:pPr>
         <w:pStyle w:val="Heading3"/>
@@ -8638,8 +8606,7 @@
     <w:tbl>
       <w:tblPr>
         <w:tblStyle w:val="Table"/>
-        <w:tblW w:type="pct" w:w="5000"/>
-        <w:tblLayout w:type="fixed"/>
+        <w:tblW w:type="auto" w:w="0"/>
         <w:tblLook w:firstRow="1" w:lastRow="0" w:firstColumn="0" w:lastColumn="0" w:noHBand="0" w:noVBand="0" w:val="0020"/>
       </w:tblPr>
       <w:tblGrid>
@@ -9179,7 +9146,7 @@
       </w:tr>
     </w:tbl>
     <w:bookmarkEnd w:id="33"/>
-    <w:bookmarkStart w:id="34" w:name="resolution-order-first-match-wins"/>
+    <w:bookmarkStart w:id="34" w:name="X136f28bcecc398dd3fe1604f34f2c796c8444de"/>
     <w:p>
       <w:pPr>
         <w:pStyle w:val="Heading3"/>
@@ -9412,7 +9379,7 @@
       </w:r>
     </w:p>
     <w:bookmarkEnd w:id="34"/>
-    <w:bookmarkStart w:id="35" w:name="dependencies-and-the-fallback"/>
+    <w:bookmarkStart w:id="35" w:name="X7d5b5009b4acd6e0a755e8696806fbf1153f5de"/>
     <w:p>
       <w:pPr>
         <w:pStyle w:val="Heading3"/>
@@ -9481,7 +9448,7 @@
         <w:t xml:space="preserve"> </w:t>
       </w:r>
       <w:r>
-        <w:t xml:space="preserve">that targets exactly this registry’s shape (folded</w:t>
+        <w:t xml:space="preserve">that targets exactly this registry's shape (folded</w:t>
       </w:r>
       <w:r>
         <w:t xml:space="preserve"> </w:t>
@@ -9557,7 +9524,7 @@
     </w:p>
     <w:bookmarkEnd w:id="35"/>
     <w:bookmarkEnd w:id="36"/>
-    <w:bookmarkStart w:id="40" w:name="scripts"/>
+    <w:bookmarkStart w:id="40" w:name="X38cff08be5f129f281b587c241f5d5f51715db8"/>
     <w:p>
       <w:pPr>
         <w:pStyle w:val="Heading2"/>
@@ -9569,8 +9536,7 @@
     <w:tbl>
       <w:tblPr>
         <w:tblStyle w:val="Table"/>
-        <w:tblW w:type="pct" w:w="5000"/>
-        <w:tblLayout w:type="fixed"/>
+        <w:tblW w:type="auto" w:w="0"/>
         <w:tblLook w:firstRow="1" w:lastRow="0" w:firstColumn="0" w:lastColumn="0" w:noHBand="0" w:noVBand="0" w:val="0020"/>
       </w:tblPr>
       <w:tblGrid>
@@ -9960,7 +9926,7 @@
               <w:t xml:space="preserve"> </w:t>
             </w:r>
             <w:r>
-              <w:t xml:space="preserve">— it never trusts the tool’s own success message (§11.4.6 / §11.4.200). Flags:</w:t>
+              <w:t xml:space="preserve">— it never trusts the tool's own success message (§11.4.6 / §11.4.200). Flags:</w:t>
             </w:r>
             <w:r>
               <w:t xml:space="preserve"> </w:t>
@@ -10394,7 +10360,7 @@
         </w:tc>
       </w:tr>
     </w:tbl>
-    <w:bookmarkStart w:id="39" w:name="the-plugin-ships-no-hook-deliberately"/>
+    <w:bookmarkStart w:id="39" w:name="X3b057dcaa8450df6a4c3176301e1f5e465ab25e"/>
     <w:p>
       <w:pPr>
         <w:pStyle w:val="Heading3"/>
@@ -10657,7 +10623,7 @@
     </w:p>
     <w:bookmarkEnd w:id="39"/>
     <w:bookmarkEnd w:id="40"/>
-    <w:bookmarkStart w:id="41" w:name="skills"/>
+    <w:bookmarkStart w:id="41" w:name="Xcd2592888b0e9567eea51a72c5c3196733a5226"/>
     <w:p>
       <w:pPr>
         <w:pStyle w:val="Heading2"/>
@@ -10741,8 +10707,7 @@
     <w:tbl>
       <w:tblPr>
         <w:tblStyle w:val="Table"/>
-        <w:tblW w:type="pct" w:w="5000"/>
-        <w:tblLayout w:type="fixed"/>
+        <w:tblW w:type="auto" w:w="0"/>
         <w:tblLook w:firstRow="1" w:lastRow="0" w:firstColumn="0" w:lastColumn="0" w:noHBand="0" w:noVBand="0" w:val="0020"/>
       </w:tblPr>
       <w:tblGrid>
@@ -10850,28 +10815,7 @@
               <w:pStyle w:val="Compact"/>
             </w:pPr>
             <w:r>
-              <w:t xml:space="preserve">Anything trackable is reported or discovered — a bug, a regression, a feature request, an internal task,</w:t>
-            </w:r>
-            <w:r>
-              <w:t xml:space="preserve"> </w:t>
-            </w:r>
-            <w:r>
-              <w:t xml:space="preserve">“this is broken”</w:t>
-            </w:r>
-            <w:r>
-              <w:t xml:space="preserve">,</w:t>
-            </w:r>
-            <w:r>
-              <w:t xml:space="preserve"> </w:t>
-            </w:r>
-            <w:r>
-              <w:t xml:space="preserve">“we should add X”</w:t>
-            </w:r>
-            <w:r>
-              <w:t xml:space="preserve"> </w:t>
-            </w:r>
-            <w:r>
-              <w:t xml:space="preserve">— or</w:t>
+              <w:t xml:space="preserve">Anything trackable is reported or discovered — a bug, a regression, a feature request, an internal task, "this is broken", "we should add X" — or</w:t>
             </w:r>
             <w:r>
               <w:t xml:space="preserve"> </w:t>
@@ -11144,7 +11088,7 @@
       </w:r>
     </w:p>
     <w:bookmarkEnd w:id="41"/>
-    <w:bookmarkStart w:id="42" w:name="gates-and-tests"/>
+    <w:bookmarkStart w:id="42" w:name="Xba759726ea7656053906566ff39e2c1913ab4bd"/>
     <w:p>
       <w:pPr>
         <w:pStyle w:val="Heading2"/>
@@ -11156,8 +11100,7 @@
     <w:tbl>
       <w:tblPr>
         <w:tblStyle w:val="Table"/>
-        <w:tblW w:type="pct" w:w="5000"/>
-        <w:tblLayout w:type="fixed"/>
+        <w:tblW w:type="auto" w:w="0"/>
         <w:tblLook w:firstRow="1" w:lastRow="0" w:firstColumn="0" w:lastColumn="0" w:noHBand="0" w:noVBand="0" w:val="0020"/>
       </w:tblPr>
       <w:tblGrid>
@@ -11360,7 +11303,7 @@
               <w:t xml:space="preserve"> </w:t>
             </w:r>
             <w:r>
-              <w:t xml:space="preserve">is intentionally not re-scanned (it is the anchor’s own source of truth).</w:t>
+              <w:t xml:space="preserve">is intentionally not re-scanned (it is the anchor's own source of truth).</w:t>
             </w:r>
           </w:p>
         </w:tc>
@@ -11497,7 +11440,7 @@
       </w:r>
     </w:p>
     <w:bookmarkEnd w:id="42"/>
-    <w:bookmarkStart w:id="43" w:name="honest-boundaries-11.4.6"/>
+    <w:bookmarkStart w:id="43" w:name="X23a8404044b77a55c454e155d483e596b79a1cb"/>
     <w:p>
       <w:pPr>
         <w:pStyle w:val="Heading2"/>
@@ -11533,7 +11476,7 @@
         <w:t xml:space="preserve"> </w:t>
       </w:r>
       <w:r>
-        <w:t xml:space="preserve">§11.4.140’s own anchor text and</w:t>
+        <w:t xml:space="preserve">§11.4.140's own anchor text and</w:t>
       </w:r>
       <w:r>
         <w:t xml:space="preserve"> </w:t>
@@ -11974,28 +11917,7 @@
         <w:t xml:space="preserve"> </w:t>
       </w:r>
       <w:r>
-        <w:t xml:space="preserve">— never</w:t>
-      </w:r>
-      <w:r>
-        <w:t xml:space="preserve"> </w:t>
-      </w:r>
-      <w:r>
-        <w:t xml:space="preserve">“installed”</w:t>
-      </w:r>
-      <w:r>
-        <w:t xml:space="preserve">, never</w:t>
-      </w:r>
-      <w:r>
-        <w:t xml:space="preserve"> </w:t>
-      </w:r>
-      <w:r>
-        <w:t xml:space="preserve">“missing”</w:t>
-      </w:r>
-      <w:r>
-        <w:t xml:space="preserve"> </w:t>
-      </w:r>
-      <w:r>
-        <w:t xml:space="preserve">(§11.4.201: a</w:t>
+        <w:t xml:space="preserve">— never "installed", never "missing" (§11.4.201: a</w:t>
       </w:r>
       <w:r>
         <w:t xml:space="preserve"> </w:t>
@@ -12387,7 +12309,7 @@
         <w:rFonts w:asciiTheme="minorHAnsi" w:cstheme="minorBidi" w:eastAsiaTheme="minorEastAsia" w:hAnsiTheme="minorHAnsi"/>
         <w:sz w:val="24"/>
         <w:szCs w:val="24"/>
-        <w:lang w:bidi="ar-SA" w:eastAsia="zh-CN" w:val="en-US"/>
+        <w:lang w:bidi="ar-SA" w:eastAsia="zh-CN" w:val="en"/>
       </w:rPr>
     </w:rPrDefault>
     <w:pPrDefault>
@@ -12439,8 +12361,8 @@
     </w:pPr>
     <w:rPr>
       <w:rFonts w:asciiTheme="majorHAnsi" w:cstheme="majorBidi" w:eastAsiaTheme="majorEastAsia" w:hAnsiTheme="majorHAnsi"/>
-      <w:sz w:val="56"/>
-      <w:szCs w:val="56"/>
+      <w:sz w:val="40"/>
+      <w:szCs w:val="40"/>
     </w:rPr>
   </w:style>
   <w:style w:customStyle="1" w:styleId="TitleChar" w:type="character">
@@ -12574,8 +12496,8 @@
     <w:rPr>
       <w:rFonts w:asciiTheme="majorHAnsi" w:cstheme="majorBidi" w:eastAsiaTheme="majorEastAsia" w:hAnsiTheme="majorHAnsi"/>
       <w:color w:themeColor="accent1" w:themeShade="BF" w:val="0F4761"/>
-      <w:sz w:val="40"/>
-      <w:szCs w:val="40"/>
+      <w:sz w:val="32"/>
+      <w:szCs w:val="32"/>
     </w:rPr>
   </w:style>
   <w:style w:styleId="Heading2" w:type="paragraph">
@@ -12597,8 +12519,8 @@
     <w:rPr>
       <w:rFonts w:asciiTheme="majorHAnsi" w:cstheme="majorBidi" w:eastAsiaTheme="majorEastAsia" w:hAnsiTheme="majorHAnsi"/>
       <w:color w:themeColor="accent1" w:themeShade="BF" w:val="0F4761"/>
-      <w:sz w:val="32"/>
-      <w:szCs w:val="32"/>
+      <w:sz w:val="26"/>
+      <w:szCs w:val="26"/>
     </w:rPr>
   </w:style>
   <w:style w:styleId="Heading3" w:type="paragraph">
@@ -12620,8 +12542,8 @@
     <w:rPr>
       <w:rFonts w:cstheme="majorBidi" w:eastAsiaTheme="majorEastAsia"/>
       <w:color w:themeColor="accent1" w:themeShade="BF" w:val="0F4761"/>
-      <w:sz w:val="28"/>
-      <w:szCs w:val="28"/>
+      <w:sz w:val="24"/>
+      <w:szCs w:val="24"/>
     </w:rPr>
   </w:style>
   <w:style w:styleId="Heading4" w:type="paragraph">
@@ -12641,6 +12563,8 @@
       <w:outlineLvl w:val="3"/>
     </w:pPr>
     <w:rPr>
+      <w:sz w:val="22"/>
+      <w:szCs w:val="22"/>
       <w:rFonts w:cstheme="majorBidi" w:eastAsiaTheme="majorEastAsia"/>
       <w:i/>
       <w:iCs/>
